--- a/pr-preview/pr-231/chapters/citations-evidence-tracked-changes.docx
+++ b/pr-preview/pr-231/chapters/citations-evidence-tracked-changes.docx
@@ -26,7 +26,7 @@
       </w:pPr>
       <w:ins w:id="2" w:author="PR Preview" w:date="2026-01-01T00:00:00Z">
         <w:r>
-          <w:t xml:space="preserve">Last modified: 2026-10-16 03:46:06 (PDT)</w:t>
+          <w:t xml:space="preserve">Last modified: 2026-10-16 03:53:51 (PDT)</w:t>
         </w:r>
       </w:ins>
     </w:p>

--- a/pr-preview/pr-231/chapters/citations-evidence-tracked-changes.docx
+++ b/pr-preview/pr-231/chapters/citations-evidence-tracked-changes.docx
@@ -16,7 +16,7 @@
       </w:pPr>
       <w:del w:id="1" w:author="PR Preview" w:date="2026-01-01T00:00:00Z">
         <w:r>
-          <w:delText xml:space="preserve">Last modified: 2026-10-16 03:42:31 (PDT)</w:delText>
+          <w:delText xml:space="preserve">Last modified: 2026-10-16 04:14:45 (PDT)</w:delText>
         </w:r>
       </w:del>
     </w:p>
@@ -26,7 +26,7 @@
       </w:pPr>
       <w:ins w:id="2" w:author="PR Preview" w:date="2026-01-01T00:00:00Z">
         <w:r>
-          <w:t xml:space="preserve">Last modified: 2026-10-16 03:53:51 (PDT)</w:t>
+          <w:t xml:space="preserve">Last modified: 2026-10-16 04:19:44 (PDT)</w:t>
         </w:r>
       </w:ins>
     </w:p>
@@ -3279,7 +3279,7 @@
       </w:r>
     </w:p>
     <w:bookmarkEnd w:id="40"/>
-    <w:bookmarkStart w:id="42" w:name="verify-each-bibliography-entry"/>
+    <w:bookmarkStart w:id="43" w:name="verify-each-bibliography-entry"/>
     <w:p>
       <w:pPr>
         <w:pStyle w:val="Heading2"/>
@@ -3306,7 +3306,7 @@
       </w:pPr>
       <w:ins w:id="5" w:author="PR Preview" w:date="2026-01-01T00:00:00Z">
         <w:r>
-          <w:t xml:space="preserve">Do not leave a bibliography entry that you wrote from memory.</w:t>
+          <w:t xml:space="preserve">Check each detail of a bibliography entry against an official source.</w:t>
         </w:r>
       </w:ins>
       <w:ins w:id="6" w:author="PR Preview" w:date="2026-01-01T00:00:00Z">
@@ -3316,7 +3316,7 @@
       </w:ins>
       <w:ins w:id="7" w:author="PR Preview" w:date="2026-01-01T00:00:00Z">
         <w:r>
-          <w:t xml:space="preserve">Look the work up in</w:t>
+          <w:t xml:space="preserve">Look the work up through</w:t>
         </w:r>
       </w:ins>
       <w:ins w:id="8" w:author="PR Preview" w:date="2026-01-01T00:00:00Z">
@@ -3330,33 +3330,38 @@
             <w:rPr>
               <w:rStyle w:val="Hyperlink"/>
             </w:rPr>
-            <w:t xml:space="preserve">Crossref</w:t>
+            <w:t xml:space="preserve">Crossref search</w:t>
           </w:r>
         </w:ins>
       </w:hyperlink>
       <w:ins w:id="10" w:author="PR Preview" w:date="2026-01-01T00:00:00Z">
         <w:r>
-          <w:t xml:space="preserve">,</w:t>
+          <w:t xml:space="preserve"> </w:t>
         </w:r>
       </w:ins>
       <w:ins w:id="11" w:author="PR Preview" w:date="2026-01-01T00:00:00Z">
         <w:r>
-          <w:t xml:space="preserve"> </w:t>
+          <w:t xml:space="preserve">or its</w:t>
         </w:r>
       </w:ins>
       <w:ins w:id="12" w:author="PR Preview" w:date="2026-01-01T00:00:00Z">
         <w:r>
-          <w:t xml:space="preserve">check the title, volume, issue and pages against the record,</w:t>
-        </w:r>
-      </w:ins>
-      <w:ins w:id="13" w:author="PR Preview" w:date="2026-01-01T00:00:00Z">
-        <w:r>
           <w:t xml:space="preserve"> </w:t>
         </w:r>
       </w:ins>
+      <w:hyperlink r:id="rId42">
+        <w:ins w:id="13" w:author="PR Preview" w:date="2026-01-01T00:00:00Z">
+          <w:r>
+            <w:rPr>
+              <w:rStyle w:val="Hyperlink"/>
+            </w:rPr>
+            <w:t xml:space="preserve">REST API</w:t>
+          </w:r>
+        </w:ins>
+      </w:hyperlink>
       <w:ins w:id="14" w:author="PR Preview" w:date="2026-01-01T00:00:00Z">
         <w:r>
-          <w:t xml:space="preserve">and add the DOI.</w:t>
+          <w:t xml:space="preserve">,</w:t>
         </w:r>
       </w:ins>
       <w:ins w:id="15" w:author="PR Preview" w:date="2026-01-01T00:00:00Z">
@@ -3366,7 +3371,7 @@
       </w:ins>
       <w:ins w:id="16" w:author="PR Preview" w:date="2026-01-01T00:00:00Z">
         <w:r>
-          <w:t xml:space="preserve">Check a constant in a cited theorem, such as the factors in an inequality,</w:t>
+          <w:t xml:space="preserve">check the title, volume, issue and pages against the record,</w:t>
         </w:r>
       </w:ins>
       <w:ins w:id="17" w:author="PR Preview" w:date="2026-01-01T00:00:00Z">
@@ -3376,7 +3381,7 @@
       </w:ins>
       <w:ins w:id="18" w:author="PR Preview" w:date="2026-01-01T00:00:00Z">
         <w:r>
-          <w:t xml:space="preserve">against a second free, official source,</w:t>
+          <w:t xml:space="preserve">and add the DOI.</w:t>
         </w:r>
       </w:ins>
       <w:ins w:id="19" w:author="PR Preview" w:date="2026-01-01T00:00:00Z">
@@ -3386,17 +3391,37 @@
       </w:ins>
       <w:ins w:id="20" w:author="PR Preview" w:date="2026-01-01T00:00:00Z">
         <w:r>
+          <w:t xml:space="preserve">Check a constant in a cited theorem, such as the factors in an inequality,</w:t>
+        </w:r>
+      </w:ins>
+      <w:ins w:id="21" w:author="PR Preview" w:date="2026-01-01T00:00:00Z">
+        <w:r>
+          <w:t xml:space="preserve"> </w:t>
+        </w:r>
+      </w:ins>
+      <w:ins w:id="22" w:author="PR Preview" w:date="2026-01-01T00:00:00Z">
+        <w:r>
+          <w:t xml:space="preserve">against a second free, official source,</w:t>
+        </w:r>
+      </w:ins>
+      <w:ins w:id="23" w:author="PR Preview" w:date="2026-01-01T00:00:00Z">
+        <w:r>
+          <w:t xml:space="preserve"> </w:t>
+        </w:r>
+      </w:ins>
+      <w:ins w:id="24" w:author="PR Preview" w:date="2026-01-01T00:00:00Z">
+        <w:r>
           <w:t xml:space="preserve">and say in the pull request what you checked against what.</w:t>
         </w:r>
       </w:ins>
     </w:p>
-    <w:bookmarkEnd w:id="42"/>
-    <w:bookmarkStart w:id="43" w:name="cite-an-alias-directly"/>
+    <w:bookmarkEnd w:id="43"/>
+    <w:bookmarkStart w:id="44" w:name="cite-an-alias-directly"/>
     <w:p>
       <w:pPr>
         <w:pStyle w:val="Heading2"/>
       </w:pPr>
-      <w:ins w:id="21" w:author="PR Preview" w:date="2026-01-01T00:00:00Z">
+      <w:ins w:id="25" w:author="PR Preview" w:date="2026-01-01T00:00:00Z">
         <w:r>
           <w:t xml:space="preserve">13 Cite an alias directly</w:t>
         </w:r>
@@ -3489,13 +3514,13 @@
         <w:t xml:space="preserve">also called the **alias** [@key, section]</w:t>
       </w:r>
     </w:p>
-    <w:bookmarkEnd w:id="43"/>
-    <w:bookmarkStart w:id="46" w:name="cite-the-original-for-named-results"/>
+    <w:bookmarkEnd w:id="44"/>
+    <w:bookmarkStart w:id="47" w:name="cite-the-original-for-named-results"/>
     <w:p>
       <w:pPr>
         <w:pStyle w:val="Heading2"/>
       </w:pPr>
-      <w:del w:id="22" w:author="PR Preview" w:date="2026-01-01T00:00:00Z">
+      <w:del w:id="26" w:author="PR Preview" w:date="2026-01-01T00:00:00Z">
         <w:r>
           <w:delText xml:space="preserve">13 Cite the original for named results</w:delText>
         </w:r>
@@ -3505,7 +3530,7 @@
       <w:pPr>
         <w:pStyle w:val="Heading2"/>
       </w:pPr>
-      <w:ins w:id="23" w:author="PR Preview" w:date="2026-01-01T00:00:00Z">
+      <w:ins w:id="27" w:author="PR Preview" w:date="2026-01-01T00:00:00Z">
         <w:r>
           <w:t xml:space="preserve">14 Cite the original for named results</w:t>
         </w:r>
@@ -3783,7 +3808,7 @@
       <w:r>
         <w:t xml:space="preserve"> </w:t>
       </w:r>
-      <w:hyperlink r:id="rId44">
+      <w:hyperlink r:id="rId45">
         <w:r>
           <w:rPr>
             <w:rStyle w:val="Hyperlink"/>
@@ -3809,7 +3834,7 @@
         <w:t xml:space="preserve">and never fill in a title, volume, or page number from memory.</w:t>
       </w:r>
     </w:p>
-    <w:bookmarkStart w:id="45" w:name="exm-cite-original"/>
+    <w:bookmarkStart w:id="46" w:name="exm-cite-original"/>
     <w:p>
       <w:pPr>
         <w:pStyle w:val="BodyText"/>
@@ -3883,14 +3908,14 @@
         <w:t xml:space="preserve">.</w:t>
       </w:r>
     </w:p>
-    <w:bookmarkEnd w:id="45"/>
     <w:bookmarkEnd w:id="46"/>
-    <w:bookmarkStart w:id="47" w:name="put-the-content-first"/>
+    <w:bookmarkEnd w:id="47"/>
+    <w:bookmarkStart w:id="48" w:name="put-the-content-first"/>
     <w:p>
       <w:pPr>
         <w:pStyle w:val="Heading2"/>
       </w:pPr>
-      <w:del w:id="24" w:author="PR Preview" w:date="2026-01-01T00:00:00Z">
+      <w:del w:id="28" w:author="PR Preview" w:date="2026-01-01T00:00:00Z">
         <w:r>
           <w:delText xml:space="preserve">14 Put the content first</w:delText>
         </w:r>
@@ -3900,7 +3925,7 @@
       <w:pPr>
         <w:pStyle w:val="Heading2"/>
       </w:pPr>
-      <w:ins w:id="25" w:author="PR Preview" w:date="2026-01-01T00:00:00Z">
+      <w:ins w:id="29" w:author="PR Preview" w:date="2026-01-01T00:00:00Z">
         <w:r>
           <w:t xml:space="preserve">15 Put the content first</w:t>
         </w:r>
@@ -3950,13 +3975,13 @@
         <w:t xml:space="preserve">without commentary on who said it or where it was repeated.</w:t>
       </w:r>
     </w:p>
-    <w:bookmarkEnd w:id="47"/>
-    <w:bookmarkStart w:id="49" w:name="adapting-another-courses-material"/>
+    <w:bookmarkEnd w:id="48"/>
+    <w:bookmarkStart w:id="50" w:name="adapting-another-courses-material"/>
     <w:p>
       <w:pPr>
         <w:pStyle w:val="Heading2"/>
       </w:pPr>
-      <w:del w:id="26" w:author="PR Preview" w:date="2026-01-01T00:00:00Z">
+      <w:del w:id="30" w:author="PR Preview" w:date="2026-01-01T00:00:00Z">
         <w:r>
           <w:delText xml:space="preserve">15 Adapting another course’s material</w:delText>
         </w:r>
@@ -3966,7 +3991,7 @@
       <w:pPr>
         <w:pStyle w:val="Heading2"/>
       </w:pPr>
-      <w:ins w:id="27" w:author="PR Preview" w:date="2026-01-01T00:00:00Z">
+      <w:ins w:id="31" w:author="PR Preview" w:date="2026-01-01T00:00:00Z">
         <w:r>
           <w:t xml:space="preserve">16 Adapting another course’s material</w:t>
         </w:r>
@@ -4208,12 +4233,12 @@
         <w:t xml:space="preserve">:::</w:t>
       </w:r>
     </w:p>
-    <w:bookmarkStart w:id="48" w:name="material-from-your-own-repositories"/>
+    <w:bookmarkStart w:id="49" w:name="material-from-your-own-repositories"/>
     <w:p>
       <w:pPr>
         <w:pStyle w:val="Heading3"/>
       </w:pPr>
-      <w:del w:id="28" w:author="PR Preview" w:date="2026-01-01T00:00:00Z">
+      <w:del w:id="32" w:author="PR Preview" w:date="2026-01-01T00:00:00Z">
         <w:r>
           <w:delText xml:space="preserve">15.1 Material from your own repositories</w:delText>
         </w:r>
@@ -4223,7 +4248,7 @@
       <w:pPr>
         <w:pStyle w:val="Heading3"/>
       </w:pPr>
-      <w:ins w:id="29" w:author="PR Preview" w:date="2026-01-01T00:00:00Z">
+      <w:ins w:id="33" w:author="PR Preview" w:date="2026-01-01T00:00:00Z">
         <w:r>
           <w:t xml:space="preserve">16.1 Material from your own repositories</w:t>
         </w:r>
@@ -4349,14 +4374,14 @@
         <w:t xml:space="preserve">That link is a cross-reference, not an attribution.</w:t>
       </w:r>
     </w:p>
-    <w:bookmarkEnd w:id="48"/>
     <w:bookmarkEnd w:id="49"/>
-    <w:bookmarkStart w:id="50" w:name="common-citation-errors-to-avoid"/>
+    <w:bookmarkEnd w:id="50"/>
+    <w:bookmarkStart w:id="51" w:name="common-citation-errors-to-avoid"/>
     <w:p>
       <w:pPr>
         <w:pStyle w:val="Heading2"/>
       </w:pPr>
-      <w:del w:id="30" w:author="PR Preview" w:date="2026-01-01T00:00:00Z">
+      <w:del w:id="34" w:author="PR Preview" w:date="2026-01-01T00:00:00Z">
         <w:r>
           <w:delText xml:space="preserve">16 Common citation errors to avoid</w:delText>
         </w:r>
@@ -4366,7 +4391,7 @@
       <w:pPr>
         <w:pStyle w:val="Heading2"/>
       </w:pPr>
-      <w:ins w:id="31" w:author="PR Preview" w:date="2026-01-01T00:00:00Z">
+      <w:ins w:id="35" w:author="PR Preview" w:date="2026-01-01T00:00:00Z">
         <w:r>
           <w:t xml:space="preserve">17 Common citation errors to avoid</w:t>
         </w:r>
@@ -4547,13 +4572,13 @@
         <w:t xml:space="preserve">: Failing to cite work that directly influenced your ideas</w:t>
       </w:r>
     </w:p>
-    <w:bookmarkEnd w:id="50"/>
-    <w:bookmarkStart w:id="56" w:name="examples"/>
+    <w:bookmarkEnd w:id="51"/>
+    <w:bookmarkStart w:id="57" w:name="examples"/>
     <w:p>
       <w:pPr>
         <w:pStyle w:val="Heading2"/>
       </w:pPr>
-      <w:del w:id="32" w:author="PR Preview" w:date="2026-01-01T00:00:00Z">
+      <w:del w:id="36" w:author="PR Preview" w:date="2026-01-01T00:00:00Z">
         <w:r>
           <w:delText xml:space="preserve">17 Examples</w:delText>
         </w:r>
@@ -4563,7 +4588,7 @@
       <w:pPr>
         <w:pStyle w:val="Heading3"/>
       </w:pPr>
-      <w:del w:id="33" w:author="PR Preview" w:date="2026-01-01T00:00:00Z">
+      <w:del w:id="37" w:author="PR Preview" w:date="2026-01-01T00:00:00Z">
         <w:r>
           <w:delText xml:space="preserve">17.1 Poor (unsupported claim)</w:delText>
         </w:r>
@@ -4573,18 +4598,18 @@
       <w:pPr>
         <w:pStyle w:val="Heading2"/>
       </w:pPr>
-      <w:ins w:id="34" w:author="PR Preview" w:date="2026-01-01T00:00:00Z">
+      <w:ins w:id="38" w:author="PR Preview" w:date="2026-01-01T00:00:00Z">
         <w:r>
           <w:t xml:space="preserve">18 Examples</w:t>
         </w:r>
       </w:ins>
     </w:p>
-    <w:bookmarkStart w:id="51" w:name="poor-unsupported-claim"/>
+    <w:bookmarkStart w:id="52" w:name="poor-unsupported-claim"/>
     <w:p>
       <w:pPr>
         <w:pStyle w:val="Heading3"/>
       </w:pPr>
-      <w:ins w:id="35" w:author="PR Preview" w:date="2026-01-01T00:00:00Z">
+      <w:ins w:id="39" w:author="PR Preview" w:date="2026-01-01T00:00:00Z">
         <w:r>
           <w:t xml:space="preserve">18.1 Poor (unsupported claim)</w:t>
         </w:r>
@@ -4613,13 +4638,13 @@
         <w:t xml:space="preserve">: This claim is stated as fact without any support.</w:t>
       </w:r>
     </w:p>
-    <w:bookmarkEnd w:id="51"/>
-    <w:bookmarkStart w:id="52" w:name="better-citation-provided"/>
+    <w:bookmarkEnd w:id="52"/>
+    <w:bookmarkStart w:id="53" w:name="better-citation-provided"/>
     <w:p>
       <w:pPr>
         <w:pStyle w:val="Heading3"/>
       </w:pPr>
-      <w:del w:id="36" w:author="PR Preview" w:date="2026-01-01T00:00:00Z">
+      <w:del w:id="40" w:author="PR Preview" w:date="2026-01-01T00:00:00Z">
         <w:r>
           <w:delText xml:space="preserve">17.2 Better (citation provided)</w:delText>
         </w:r>
@@ -4629,7 +4654,7 @@
       <w:pPr>
         <w:pStyle w:val="Heading3"/>
       </w:pPr>
-      <w:ins w:id="37" w:author="PR Preview" w:date="2026-01-01T00:00:00Z">
+      <w:ins w:id="41" w:author="PR Preview" w:date="2026-01-01T00:00:00Z">
         <w:r>
           <w:t xml:space="preserve">18.2 Better (citation provided)</w:t>
         </w:r>
@@ -4667,13 +4692,13 @@
         <w:t xml:space="preserve">: Citations provide evidence for the claim.</w:t>
       </w:r>
     </w:p>
-    <w:bookmarkEnd w:id="52"/>
-    <w:bookmarkStart w:id="53" w:name="best-citation-with-context"/>
+    <w:bookmarkEnd w:id="53"/>
+    <w:bookmarkStart w:id="54" w:name="best-citation-with-context"/>
     <w:p>
       <w:pPr>
         <w:pStyle w:val="Heading3"/>
       </w:pPr>
-      <w:del w:id="38" w:author="PR Preview" w:date="2026-01-01T00:00:00Z">
+      <w:del w:id="42" w:author="PR Preview" w:date="2026-01-01T00:00:00Z">
         <w:r>
           <w:delText xml:space="preserve">17.3 Best (citation with context)</w:delText>
         </w:r>
@@ -4683,7 +4708,7 @@
       <w:pPr>
         <w:pStyle w:val="Heading3"/>
       </w:pPr>
-      <w:ins w:id="39" w:author="PR Preview" w:date="2026-01-01T00:00:00Z">
+      <w:ins w:id="43" w:author="PR Preview" w:date="2026-01-01T00:00:00Z">
         <w:r>
           <w:t xml:space="preserve">18.3 Best (citation with context)</w:t>
         </w:r>
@@ -4733,13 +4758,13 @@
         <w:t xml:space="preserve">: The specific support each citation provides is explained.</w:t>
       </w:r>
     </w:p>
-    <w:bookmarkEnd w:id="53"/>
-    <w:bookmarkStart w:id="54" w:name="poor-irrelevant-citation"/>
+    <w:bookmarkEnd w:id="54"/>
+    <w:bookmarkStart w:id="55" w:name="poor-irrelevant-citation"/>
     <w:p>
       <w:pPr>
         <w:pStyle w:val="Heading3"/>
       </w:pPr>
-      <w:del w:id="40" w:author="PR Preview" w:date="2026-01-01T00:00:00Z">
+      <w:del w:id="44" w:author="PR Preview" w:date="2026-01-01T00:00:00Z">
         <w:r>
           <w:delText xml:space="preserve">17.4 Poor (irrelevant citation)</w:delText>
         </w:r>
@@ -4749,7 +4774,7 @@
       <w:pPr>
         <w:pStyle w:val="Heading3"/>
       </w:pPr>
-      <w:ins w:id="41" w:author="PR Preview" w:date="2026-01-01T00:00:00Z">
+      <w:ins w:id="45" w:author="PR Preview" w:date="2026-01-01T00:00:00Z">
         <w:r>
           <w:t xml:space="preserve">18.4 Poor (irrelevant citation)</w:t>
         </w:r>
@@ -4787,13 +4812,13 @@
         <w:t xml:space="preserve">: Knuth’s 1984 paper on literate programming doesn’t address Python or data science.</w:t>
       </w:r>
     </w:p>
-    <w:bookmarkEnd w:id="54"/>
-    <w:bookmarkStart w:id="55" w:name="better-relevant-citation"/>
+    <w:bookmarkEnd w:id="55"/>
+    <w:bookmarkStart w:id="56" w:name="better-relevant-citation"/>
     <w:p>
       <w:pPr>
         <w:pStyle w:val="Heading3"/>
       </w:pPr>
-      <w:del w:id="42" w:author="PR Preview" w:date="2026-01-01T00:00:00Z">
+      <w:del w:id="46" w:author="PR Preview" w:date="2026-01-01T00:00:00Z">
         <w:r>
           <w:delText xml:space="preserve">17.5 Better (relevant citation)</w:delText>
         </w:r>
@@ -4803,7 +4828,7 @@
       <w:pPr>
         <w:pStyle w:val="Heading3"/>
       </w:pPr>
-      <w:ins w:id="43" w:author="PR Preview" w:date="2026-01-01T00:00:00Z">
+      <w:ins w:id="47" w:author="PR Preview" w:date="2026-01-01T00:00:00Z">
         <w:r>
           <w:t xml:space="preserve">18.5 Better (relevant citation)</w:t>
         </w:r>
@@ -4841,14 +4866,14 @@
         <w:t xml:space="preserve">: The citation is to a current survey of programming language usage.</w:t>
       </w:r>
     </w:p>
-    <w:bookmarkEnd w:id="55"/>
     <w:bookmarkEnd w:id="56"/>
-    <w:bookmarkStart w:id="73" w:name="conclusion"/>
+    <w:bookmarkEnd w:id="57"/>
+    <w:bookmarkStart w:id="74" w:name="conclusion"/>
     <w:p>
       <w:pPr>
         <w:pStyle w:val="Heading2"/>
       </w:pPr>
-      <w:del w:id="44" w:author="PR Preview" w:date="2026-01-01T00:00:00Z">
+      <w:del w:id="48" w:author="PR Preview" w:date="2026-01-01T00:00:00Z">
         <w:r>
           <w:delText xml:space="preserve">18 Conclusion</w:delText>
         </w:r>
@@ -4858,7 +4883,7 @@
       <w:pPr>
         <w:pStyle w:val="Heading2"/>
       </w:pPr>
-      <w:ins w:id="45" w:author="PR Preview" w:date="2026-01-01T00:00:00Z">
+      <w:ins w:id="49" w:author="PR Preview" w:date="2026-01-01T00:00:00Z">
         <w:r>
           <w:t xml:space="preserve">19 Conclusion</w:t>
         </w:r>
@@ -4914,8 +4939,8 @@
         <w:t xml:space="preserve">add a citation or present direct evidence.</w:t>
       </w:r>
     </w:p>
-    <w:bookmarkStart w:id="72" w:name="refs"/>
-    <w:bookmarkStart w:id="58" w:name="ref-bienayme1853"/>
+    <w:bookmarkStart w:id="73" w:name="refs"/>
+    <w:bookmarkStart w:id="59" w:name="ref-bienayme1853"/>
     <w:p>
       <w:pPr>
         <w:pStyle w:val="Bibliography"/>
@@ -4960,7 +4985,7 @@
       <w:r>
         <w:t xml:space="preserve"> </w:t>
       </w:r>
-      <w:hyperlink r:id="rId57">
+      <w:hyperlink r:id="rId58">
         <w:r>
           <w:rPr>
             <w:rStyle w:val="Hyperlink"/>
@@ -4972,8 +4997,8 @@
         <w:t xml:space="preserve">.</w:t>
       </w:r>
     </w:p>
-    <w:bookmarkEnd w:id="58"/>
-    <w:bookmarkStart w:id="60" w:name="ref-blitzstein2019introduction"/>
+    <w:bookmarkEnd w:id="59"/>
+    <w:bookmarkStart w:id="61" w:name="ref-blitzstein2019introduction"/>
     <w:p>
       <w:pPr>
         <w:pStyle w:val="Bibliography"/>
@@ -4997,7 +5022,7 @@
       <w:r>
         <w:t xml:space="preserve"> </w:t>
       </w:r>
-      <w:hyperlink r:id="rId59">
+      <w:hyperlink r:id="rId60">
         <w:r>
           <w:rPr>
             <w:rStyle w:val="Hyperlink"/>
@@ -5009,8 +5034,8 @@
         <w:t xml:space="preserve">.</w:t>
       </w:r>
     </w:p>
-    <w:bookmarkEnd w:id="60"/>
-    <w:bookmarkStart w:id="62" w:name="ref-hawkins2004"/>
+    <w:bookmarkEnd w:id="61"/>
+    <w:bookmarkStart w:id="63" w:name="ref-hawkins2004"/>
     <w:p>
       <w:pPr>
         <w:pStyle w:val="Bibliography"/>
@@ -5043,7 +5068,7 @@
       <w:r>
         <w:t xml:space="preserve"> </w:t>
       </w:r>
-      <w:hyperlink r:id="rId61">
+      <w:hyperlink r:id="rId62">
         <w:r>
           <w:rPr>
             <w:rStyle w:val="Hyperlink"/>
@@ -5055,8 +5080,8 @@
         <w:t xml:space="preserve">.</w:t>
       </w:r>
     </w:p>
-    <w:bookmarkEnd w:id="62"/>
-    <w:bookmarkStart w:id="64" w:name="ref-knuth84"/>
+    <w:bookmarkEnd w:id="63"/>
+    <w:bookmarkStart w:id="65" w:name="ref-knuth84"/>
     <w:p>
       <w:pPr>
         <w:pStyle w:val="Bibliography"/>
@@ -5089,7 +5114,7 @@
       <w:r>
         <w:t xml:space="preserve"> </w:t>
       </w:r>
-      <w:hyperlink r:id="rId63">
+      <w:hyperlink r:id="rId64">
         <w:r>
           <w:rPr>
             <w:rStyle w:val="Hyperlink"/>
@@ -5101,8 +5126,8 @@
         <w:t xml:space="preserve">.</w:t>
       </w:r>
     </w:p>
-    <w:bookmarkEnd w:id="64"/>
-    <w:bookmarkStart w:id="65" w:name="ref-mitchell1997"/>
+    <w:bookmarkEnd w:id="65"/>
+    <w:bookmarkStart w:id="66" w:name="ref-mitchell1997"/>
     <w:p>
       <w:pPr>
         <w:pStyle w:val="Bibliography"/>
@@ -5124,8 +5149,8 @@
         <w:t xml:space="preserve">. McGraw-Hill.</w:t>
       </w:r>
     </w:p>
-    <w:bookmarkEnd w:id="65"/>
-    <w:bookmarkStart w:id="67" w:name="ref-stackoverflow2024"/>
+    <w:bookmarkEnd w:id="66"/>
+    <w:bookmarkStart w:id="68" w:name="ref-stackoverflow2024"/>
     <w:p>
       <w:pPr>
         <w:pStyle w:val="Bibliography"/>
@@ -5149,7 +5174,7 @@
       <w:r>
         <w:t xml:space="preserve"> </w:t>
       </w:r>
-      <w:hyperlink r:id="rId66">
+      <w:hyperlink r:id="rId67">
         <w:r>
           <w:rPr>
             <w:rStyle w:val="Hyperlink"/>
@@ -5161,8 +5186,8 @@
         <w:t xml:space="preserve">.</w:t>
       </w:r>
     </w:p>
-    <w:bookmarkEnd w:id="67"/>
-    <w:bookmarkStart w:id="69" w:name="ref-tchebichef1867"/>
+    <w:bookmarkEnd w:id="68"/>
+    <w:bookmarkStart w:id="70" w:name="ref-tchebichef1867"/>
     <w:p>
       <w:pPr>
         <w:pStyle w:val="Bibliography"/>
@@ -5192,7 +5217,7 @@
       <w:r>
         <w:t xml:space="preserve"> </w:t>
       </w:r>
-      <w:hyperlink r:id="rId68">
+      <w:hyperlink r:id="rId69">
         <w:r>
           <w:rPr>
             <w:rStyle w:val="Hyperlink"/>
@@ -5204,8 +5229,8 @@
         <w:t xml:space="preserve">.</w:t>
       </w:r>
     </w:p>
-    <w:bookmarkEnd w:id="69"/>
-    <w:bookmarkStart w:id="71" w:name="ref-vapnik1998"/>
+    <w:bookmarkEnd w:id="70"/>
+    <w:bookmarkStart w:id="72" w:name="ref-vapnik1998"/>
     <w:p>
       <w:pPr>
         <w:pStyle w:val="Bibliography"/>
@@ -5229,7 +5254,7 @@
       <w:r>
         <w:t xml:space="preserve"> </w:t>
       </w:r>
-      <w:hyperlink r:id="rId70">
+      <w:hyperlink r:id="rId71">
         <w:r>
           <w:rPr>
             <w:rStyle w:val="Hyperlink"/>
@@ -5241,9 +5266,9 @@
         <w:t xml:space="preserve">.</w:t>
       </w:r>
     </w:p>
-    <w:bookmarkEnd w:id="71"/>
     <w:bookmarkEnd w:id="72"/>
     <w:bookmarkEnd w:id="73"/>
+    <w:bookmarkEnd w:id="74"/>
     <w:sectPr>
       <w:footnotePr>
         <w:numRestart w:val="eachSect"/>
